--- a/0000 Tabela Consolidada Por Nota-Descartados.docx
+++ b/0000 Tabela Consolidada Por Nota-Descartados.docx
@@ -27788,7 +27788,29 @@
                 <w:lang w:val="en-US" w:eastAsia="pt-PT"/>
                 <w14:ligatures w14:val="none"/>
               </w:rPr>
-              <w:t>2023 Climate change adaptation with energy resilience in energy districts-a state-ofthe-art review-ELSEVIER</w:t>
+              <w:t>2023 Climate change adaptation with energy resilience in energy districts-a state-of</w:t>
+            </w:r>
+            <w:r>
+              <w:rPr>
+                <w:rFonts w:ascii="Arial Narrow" w:eastAsia="Times New Roman" w:hAnsi="Arial Narrow" w:cs="Times New Roman"/>
+                <w:kern w:val="0"/>
+                <w:sz w:val="12"/>
+                <w:szCs w:val="12"/>
+                <w:lang w:val="en-US" w:eastAsia="pt-PT"/>
+                <w14:ligatures w14:val="none"/>
+              </w:rPr>
+              <w:t>-</w:t>
+            </w:r>
+            <w:r>
+              <w:rPr>
+                <w:rFonts w:ascii="Arial Narrow" w:eastAsia="Times New Roman" w:hAnsi="Arial Narrow" w:cs="Times New Roman"/>
+                <w:kern w:val="0"/>
+                <w:sz w:val="12"/>
+                <w:szCs w:val="12"/>
+                <w:lang w:val="en-US" w:eastAsia="pt-PT"/>
+                <w14:ligatures w14:val="none"/>
+              </w:rPr>
+              <w:t>the-art review-ELSEVIER</w:t>
             </w:r>
           </w:p>
         </w:tc>
